--- a/docs/deliverables/Emdadyar_Mobile_App_For_Professor.docx
+++ b/docs/deliverables/Emdadyar_Mobile_App_For_Professor.docx
@@ -652,6 +652,118 @@
         <w:t>برای نمایش خروجی، چند داده حیاتی بیمار را وارد کنید و دکمه «ارزیابی بیمار» را بزنید. حتی با چند ورودی محدود نیز سامانه یک ارزیابی اولیه ارائه می‌دهد و میزان کامل بودن اطلاعات را جداگانه نمایش می‌دهد.</w:t>
       </w:r>
     </w:p>
+    <w:p>
+      <w:pPr>
+        <w:spacing w:before="200" w:after="120"/>
+        <w:jc w:val="right"/>
+        <w:bidi/>
+      </w:pPr>
+      <w:r>
+        <w:rPr>
+          <w:rFonts w:ascii="Arial" w:hAnsi="Arial"/>
+          <w:b/>
+          <w:color w:val="0B6770"/>
+          <w:sz w:val="32"/>
+          <w:rtl/>
+        </w:rPr>
+        <w:t>فایل نصب مستقیم Android</w:t>
+      </w:r>
+    </w:p>
+    <w:p>
+      <w:pPr>
+        <w:spacing w:after="80"/>
+        <w:jc w:val="right"/>
+        <w:bidi/>
+      </w:pPr>
+      <w:r>
+        <w:rPr>
+          <w:rFonts w:ascii="Arial" w:hAnsi="Arial"/>
+          <w:sz w:val="22"/>
+          <w:rtl/>
+        </w:rPr>
+        <w:t>نسخه امضاشده APK در بسته تحویل با نام Emdadyar-1.0.0-release.apk قرار دارد. این نسخه مدل و رابط را داخل برنامه نگه می‌دارد و برای ارزیابی بیمار به اینترنت یا سرور محلی وابسته نیست.</w:t>
+      </w:r>
+    </w:p>
+    <w:p>
+      <w:pPr>
+        <w:pStyle w:val="ListBullet"/>
+        <w:spacing w:after="80"/>
+        <w:jc w:val="right"/>
+        <w:bidi/>
+      </w:pPr>
+      <w:r>
+        <w:rPr>
+          <w:rFonts w:ascii="Arial" w:hAnsi="Arial"/>
+          <w:sz w:val="22"/>
+          <w:rtl/>
+        </w:rPr>
+        <w:t>شناسه بسته: ir.pourmand.emdadyar؛ نسخه 1.0.0؛ حداقل Android 6 (API 23).</w:t>
+      </w:r>
+    </w:p>
+    <w:p>
+      <w:pPr>
+        <w:pStyle w:val="ListBullet"/>
+        <w:spacing w:after="80"/>
+        <w:jc w:val="right"/>
+        <w:bidi/>
+      </w:pPr>
+      <w:r>
+        <w:rPr>
+          <w:rFonts w:ascii="Arial" w:hAnsi="Arial"/>
+          <w:sz w:val="22"/>
+          <w:rtl/>
+        </w:rPr>
+        <w:t>SHA-256 فایل APK: 136F57F1CDA715AE53C37E0A279F8A3ABB43752098FC5321C99F8829A540C93F.</w:t>
+      </w:r>
+    </w:p>
+    <w:p>
+      <w:pPr>
+        <w:pStyle w:val="ListBullet"/>
+        <w:spacing w:after="80"/>
+        <w:jc w:val="right"/>
+        <w:bidi/>
+      </w:pPr>
+      <w:r>
+        <w:rPr>
+          <w:rFonts w:ascii="Arial" w:hAnsi="Arial"/>
+          <w:sz w:val="22"/>
+          <w:rtl/>
+        </w:rPr>
+        <w:t>فایل AAB برای پنل مارکت است و مستقیماً روی گوشی نصب نمی‌شود.</w:t>
+      </w:r>
+    </w:p>
+    <w:p>
+      <w:pPr>
+        <w:pStyle w:val="ListBullet"/>
+        <w:spacing w:after="80"/>
+        <w:jc w:val="right"/>
+        <w:bidi/>
+      </w:pPr>
+      <w:r>
+        <w:rPr>
+          <w:rFonts w:ascii="Arial" w:hAnsi="Arial"/>
+          <w:sz w:val="22"/>
+          <w:rtl/>
+        </w:rPr>
+        <w:t>برای نصب مستقیم APK ممکن است لازم باشد اجازه نصب از منبع انتخاب‌شده در تنظیمات Android فعال شود.</w:t>
+      </w:r>
+    </w:p>
+    <w:p>
+      <w:pPr>
+        <w:pStyle w:val="ListBullet"/>
+        <w:spacing w:after="80"/>
+        <w:jc w:val="right"/>
+        <w:bidi/>
+      </w:pPr>
+      <w:r>
+        <w:rPr>
+          <w:rFonts w:ascii="Arial" w:hAnsi="Arial"/>
+          <w:sz w:val="22"/>
+          <w:rtl/>
+        </w:rPr>
+        <w:t>امضا و دارایی‌های داخلی تأیید شده‌اند؛ نصب روی یک گوشی فیزیکی همچنان باید پیش از انتشار عمومی ثبت شود.</w:t>
+      </w:r>
+    </w:p>
     <w:sectPr>
       <w:footerReference w:type="default" r:id="rId11"/>
       <w:pgSz w:w="12240" w:h="15840"/>

--- a/docs/deliverables/Emdadyar_Mobile_App_For_Professor.docx
+++ b/docs/deliverables/Emdadyar_Mobile_App_For_Professor.docx
@@ -15,7 +15,7 @@
           <w:color w:val="063B4A"/>
           <w:sz w:val="40"/>
         </w:rPr>
-        <w:t>نسخه موبایلی قابل نصب «امدادیار»</w:t>
+        <w:t>نسخه موبایلی قابل نصب «امداد یار»</w:t>
       </w:r>
     </w:p>
     <w:p>
@@ -87,7 +87,7 @@
                   <w:color w:val="0563C1"/>
                   <w:u w:val="single"/>
                 </w:rPr>
-                <w:t>https://aminhatesprogramming.github.io/emergency-triage-mvp/</w:t>
+                <w:t>باز کردن وب‌اپ عمومی امداد یار</w:t>
               </w:r>
             </w:hyperlink>
           </w:p>
@@ -120,7 +120,7 @@
               <w:drawing>
                 <wp:inline xmlns:a="http://schemas.openxmlformats.org/drawingml/2006/main" xmlns:pic="http://schemas.openxmlformats.org/drawingml/2006/picture">
                   <wp:extent cx="1463040" cy="1463040"/>
-                  <wp:docPr id="1" name="Picture 1"/>
+                  <wp:docPr id="1" name="Picture 1" descr="QR Code وب‌اپ عمومی امداد یار" title="QR Code امداد یار"/>
                   <wp:cNvGraphicFramePr>
                     <a:graphicFrameLocks noChangeAspect="1"/>
                   </wp:cNvGraphicFramePr>
@@ -226,7 +226,7 @@
           <w:b w:val="0"/>
           <w:sz w:val="20"/>
         </w:rPr>
-        <w:t>• آیکن «امدادیار» روی صفحه اصلی گوشی اضافه می‌شود و مثل یک اپلیکیشن اجرا می‌شود.</w:t>
+        <w:t>• آیکن «امداد یار» روی صفحه اصلی گوشی اضافه می‌شود و مثل یک اپلیکیشن اجرا می‌شود.</w:t>
       </w:r>
     </w:p>
     <w:p>
@@ -618,7 +618,7 @@
           <w:b w:val="0"/>
           <w:sz w:val="20"/>
         </w:rPr>
-        <w:t>امدادیار یک نمونه آموزشی از سامانه پشتیبان تصمیم‌گیری تریاژ است. خروجی سامانه جایگزین پزشک، پرستار یا پروتکل رسمی درمانی نیست و فقط برای نمایش مسیر محصول، ارزیابی اولیه و تصمیم‌سازی در پروژه درس مدیریت پروژه فناوری اطلاعات ارائه شده است.</w:t>
+        <w:t>امداد یار یک نمونه آموزشی از سامانه پشتیبان تصمیم‌گیری تریاژ است. خروجی سامانه جایگزین پزشک، پرستار یا پروتکل رسمی درمانی نیست و فقط برای نمایش مسیر محصول، ارزیابی اولیه و تصمیم‌سازی در پروژه درس مدیریت پروژه فناوری اطلاعات ارائه شده است.</w:t>
       </w:r>
     </w:p>
     <w:p>
@@ -713,7 +713,7 @@
           <w:sz w:val="22"/>
           <w:rtl/>
         </w:rPr>
-        <w:t>SHA-256 فایل APK: 136F57F1CDA715AE53C37E0A279F8A3ABB43752098FC5321C99F8829A540C93F.</w:t>
+        <w:t>SHA-256 فایل APK: AB18DA12535748BFFA8BD02D77D2B524E42154B0C9B258C9787F0E9B54EBE4D6.</w:t>
       </w:r>
     </w:p>
     <w:p>

--- a/docs/deliverables/Emdadyar_Mobile_App_For_Professor.docx
+++ b/docs/deliverables/Emdadyar_Mobile_App_For_Professor.docx
@@ -15,7 +15,7 @@
           <w:color w:val="063B4A"/>
           <w:sz w:val="40"/>
         </w:rPr>
-        <w:t>نسخه موبایلی قابل نصب «امداد یار»</w:t>
+        <w:t>نسخه نهایی موبایل و وب‌اپ «امداد یار»</w:t>
       </w:r>
     </w:p>
     <w:p>
@@ -424,6 +424,52 @@
                 <w:b w:val="0"/>
                 <w:sz w:val="20"/>
               </w:rPr>
+              <w:t>راهنمای سه‌مرحله‌ای داخل برنامه</w:t>
+            </w:r>
+          </w:p>
+        </w:tc>
+        <w:tc>
+          <w:tcPr>
+            <w:tcW w:type="dxa" w:w="4896"/>
+            <w:vAlign w:val="center"/>
+            <w:shd w:fill="FFFFFF"/>
+          </w:tcPr>
+          <w:p>
+            <w:pPr>
+              <w:jc w:val="right"/>
+              <w:bidi/>
+            </w:pPr>
+            <w:r/>
+            <w:r>
+              <w:rPr>
+                <w:rFonts w:ascii="Arial" w:hAnsi="Arial" w:cs="Arial"/>
+                <w:b/>
+                <w:sz w:val="20"/>
+              </w:rPr>
+              <w:t>آماده</w:t>
+            </w:r>
+          </w:p>
+        </w:tc>
+      </w:tr>
+      <w:tr>
+        <w:tc>
+          <w:tcPr>
+            <w:tcW w:type="dxa" w:w="4464"/>
+            <w:vAlign w:val="center"/>
+            <w:shd w:fill="F7FBFC"/>
+          </w:tcPr>
+          <w:p>
+            <w:pPr>
+              <w:jc w:val="right"/>
+              <w:bidi/>
+            </w:pPr>
+            <w:r/>
+            <w:r>
+              <w:rPr>
+                <w:rFonts w:ascii="Arial" w:hAnsi="Arial" w:cs="Arial"/>
+                <w:b w:val="0"/>
+                <w:sz w:val="20"/>
+              </w:rPr>
               <w:t>نصب به‌صورت PWA</w:t>
             </w:r>
           </w:p>
@@ -649,7 +695,7 @@
           <w:b w:val="0"/>
           <w:sz w:val="20"/>
         </w:rPr>
-        <w:t>برای نمایش خروجی، چند داده حیاتی بیمار را وارد کنید و دکمه «ارزیابی بیمار» را بزنید. حتی با چند ورودی محدود نیز سامانه یک ارزیابی اولیه ارائه می‌دهد و میزان کامل بودن اطلاعات را جداگانه نمایش می‌دهد.</w:t>
+        <w:t>برای نمایش خروجی، چند داده حیاتی بیمار را وارد کنید و دکمه «ارزیابی» را بزنید. تب «راهنما» مسیر کار را در سه گام کوتاه نشان می‌دهد. حتی با چند ورودی محدود نیز سامانه یک ارزیابی اولیه ارائه می‌دهد و میزان کامل بودن اطلاعات را جداگانه نمایش می‌دهد.</w:t>
       </w:r>
     </w:p>
     <w:p>
@@ -713,7 +759,7 @@
           <w:sz w:val="22"/>
           <w:rtl/>
         </w:rPr>
-        <w:t>SHA-256 فایل APK: AB18DA12535748BFFA8BD02D77D2B524E42154B0C9B258C9787F0E9B54EBE4D6.</w:t>
+        <w:t>SHA-256 فایل APK: 1E4FC0C64CB79EA561F9E069D37841759A5E34806734A119A1F1E350FB38FE7E.</w:t>
       </w:r>
     </w:p>
     <w:p>
@@ -761,7 +807,7 @@
           <w:sz w:val="22"/>
           <w:rtl/>
         </w:rPr>
-        <w:t>امضا و دارایی‌های داخلی تأیید شده‌اند؛ نصب روی یک گوشی فیزیکی همچنان باید پیش از انتشار عمومی ثبت شود.</w:t>
+        <w:t>امضا و دارایی‌های داخلی تأیید شده‌اند؛ نسخه قبلی روی گوشی Samsung مشاهده شده و نصب artifact نهایی همچنان باید پیش از انتشار عمومی ثبت شود.</w:t>
       </w:r>
     </w:p>
     <w:sectPr>
